--- a/subdoc1 presentacion empresa/Subdoc1_PresentacionEmpresa_Overfore_v1.0.docx
+++ b/subdoc1 presentacion empresa/Subdoc1_PresentacionEmpresa_Overfore_v1.0.docx
@@ -6953,7 +6953,7 @@
         <w:pStyle w:val="ListBullet"/>
       </w:pPr>
       <w:r>
-        <w:t>OVERFORE S.A. (2026). Subdocumento 4.2 - Arquitectura Física y Especificaciones, v1.0.</w:t>
+        <w:t>OVERFORE S.A. (2026). Subdocumento 4.2 - Arquitectura Física y Especificaciones, v1.1.</w:t>
       </w:r>
     </w:p>
     <w:p>
